--- a/flow/20240204_zachala_ev/mt052b.docx
+++ b/flow/20240204_zachala_ev/mt052b.docx
@@ -84,7 +84,67 @@
         <w:rPr>
           <w:color w:val="000000"/>
         </w:rPr>
-        <w:t xml:space="preserve"> Ще одну притчу подав він їм, кажучи:</w:t>
+        <w:t xml:space="preserve"> Сказав Господь притчу оцю:</w:t>
+      </w:r>
+      <w:r>
+        <w:rPr>
+          <w:color w:val="000000"/>
+        </w:rPr>
+        <w:t xml:space="preserve"> </w:t>
+      </w:r>
+      <w:r>
+        <w:rPr>
+          <w:color w:val="000000"/>
+        </w:rPr>
+        <w:t>Царство небесне подібне до чоловіка, що був посіяв</w:t>
+      </w:r>
+      <w:r>
+        <w:rPr>
+          <w:color w:val="000000"/>
+        </w:rPr>
+        <w:t xml:space="preserve"> </w:t>
+      </w:r>
+      <w:r>
+        <w:rPr>
+          <w:color w:val="000000"/>
+        </w:rPr>
+        <w:t xml:space="preserve">добре зерно на своїм полі. </w:t>
+      </w:r>
+      <w:r>
+        <w:rPr>
+          <w:rStyle w:val="Versetto"/>
+        </w:rPr>
+        <w:t>25.</w:t>
+      </w:r>
+      <w:r>
+        <w:rPr>
+          <w:color w:val="000000"/>
+        </w:rPr>
+        <w:t xml:space="preserve"> Та коли люди спали, прийшов його ворог і посіяв кукіль поміж пшеницю й пішов. </w:t>
+      </w:r>
+      <w:r>
+        <w:rPr>
+          <w:rStyle w:val="Versetto"/>
+        </w:rPr>
+        <w:t>26.</w:t>
+      </w:r>
+      <w:r>
+        <w:rPr>
+          <w:color w:val="000000"/>
+        </w:rPr>
+        <w:t xml:space="preserve"> Коли виросло збіжжя і вигнало колосся, тоді й кукіль появився. </w:t>
+      </w:r>
+      <w:r>
+        <w:rPr>
+          <w:rStyle w:val="Versetto"/>
+        </w:rPr>
+        <w:t>27.</w:t>
+      </w:r>
+      <w:r>
+        <w:rPr>
+          <w:color w:val="000000"/>
+        </w:rPr>
+        <w:t xml:space="preserve"> Прийшли слуги господаря і кажуть до нього:</w:t>
       </w:r>
     </w:p>
     <w:p>
@@ -101,55 +161,7 @@
         <w:rPr>
           <w:color w:val="000000"/>
         </w:rPr>
-        <w:t>Царство небесне подібне до чоловіка, що був посіяв</w:t>
-      </w:r>
-      <w:r>
-        <w:rPr>
-          <w:color w:val="000000"/>
-        </w:rPr>
-        <w:t xml:space="preserve"> </w:t>
-      </w:r>
-      <w:r>
-        <w:rPr>
-          <w:color w:val="000000"/>
-        </w:rPr>
-        <w:t xml:space="preserve">добре зерно на своїм полі. </w:t>
-      </w:r>
-      <w:r>
-        <w:rPr>
-          <w:rStyle w:val="Versetto"/>
-        </w:rPr>
-        <w:t>25.</w:t>
-      </w:r>
-      <w:r>
-        <w:rPr>
-          <w:color w:val="000000"/>
-        </w:rPr>
-        <w:t xml:space="preserve"> Та коли люди спали, прийшов його ворог і посіяв кукіль поміж пшеницю й пішов. </w:t>
-      </w:r>
-      <w:r>
-        <w:rPr>
-          <w:rStyle w:val="Versetto"/>
-        </w:rPr>
-        <w:t>26.</w:t>
-      </w:r>
-      <w:r>
-        <w:rPr>
-          <w:color w:val="000000"/>
-        </w:rPr>
-        <w:t xml:space="preserve"> Коли виросло збіжжя і вигнало колосся, тоді й кукіль появився. </w:t>
-      </w:r>
-      <w:r>
-        <w:rPr>
-          <w:rStyle w:val="Versetto"/>
-        </w:rPr>
-        <w:t>27.</w:t>
-      </w:r>
-      <w:r>
-        <w:rPr>
-          <w:color w:val="000000"/>
-        </w:rPr>
-        <w:t xml:space="preserve"> Прийшли слуги господаря і кажуть до нього:</w:t>
+        <w:t>– Пане, хіба не добре зерно ти посіяв на твоїм полі? Звідки взявся кукіль?</w:t>
       </w:r>
     </w:p>
     <w:p>
@@ -164,9 +176,15 @@
       </w:pPr>
       <w:r>
         <w:rPr>
-          <w:color w:val="000000"/>
-        </w:rPr>
-        <w:t>– Пане, хіба не добре зерно ти посіяв на твоїм полі? Звідки взявся кукіль?</w:t>
+          <w:rStyle w:val="Versetto"/>
+        </w:rPr>
+        <w:t>28.</w:t>
+      </w:r>
+      <w:r>
+        <w:rPr>
+          <w:color w:val="000000"/>
+        </w:rPr>
+        <w:t xml:space="preserve"> Він відповів їм:</w:t>
       </w:r>
     </w:p>
     <w:p>
@@ -181,15 +199,9 @@
       </w:pPr>
       <w:r>
         <w:rPr>
-          <w:rStyle w:val="Versetto"/>
-        </w:rPr>
-        <w:t>28.</w:t>
-      </w:r>
-      <w:r>
-        <w:rPr>
-          <w:color w:val="000000"/>
-        </w:rPr>
-        <w:t xml:space="preserve"> Він відповів їм:</w:t>
+          <w:color w:val="000000"/>
+        </w:rPr>
+        <w:t>– Ворог-чоловік зробив це.</w:t>
       </w:r>
     </w:p>
     <w:p>
@@ -206,7 +218,7 @@
         <w:rPr>
           <w:color w:val="000000"/>
         </w:rPr>
-        <w:t>– Ворог-чоловік зробив це.</w:t>
+        <w:t>Слуги йому кажуть:</w:t>
       </w:r>
     </w:p>
     <w:p>
@@ -223,7 +235,7 @@
         <w:rPr>
           <w:color w:val="000000"/>
         </w:rPr>
-        <w:t>Слуги йому кажуть:</w:t>
+        <w:t>– Хочеш, ми підемо його виполемо?</w:t>
       </w:r>
     </w:p>
     <w:p>
@@ -238,9 +250,55 @@
       </w:pPr>
       <w:r>
         <w:rPr>
-          <w:color w:val="000000"/>
-        </w:rPr>
-        <w:t>– Хочеш, ми підемо його виполемо?</w:t>
+          <w:rStyle w:val="Versetto"/>
+        </w:rPr>
+        <w:t>29.</w:t>
+      </w:r>
+      <w:r>
+        <w:rPr>
+          <w:color w:val="000000"/>
+        </w:rPr>
+        <w:t xml:space="preserve"> – Ні! – каже, щоб, виполюючи кукіль, ви часом не вирвали разом з ним пшениці. </w:t>
+      </w:r>
+      <w:r>
+        <w:rPr>
+          <w:rStyle w:val="Versetto"/>
+        </w:rPr>
+        <w:t>30.</w:t>
+      </w:r>
+      <w:r>
+        <w:rPr>
+          <w:color w:val="000000"/>
+        </w:rPr>
+        <w:t xml:space="preserve"> Лишіть, нехай росте до жнив одне й друге разом. А під час жнив я женцям скажу: </w:t>
+      </w:r>
+      <w:proofErr w:type="spellStart"/>
+      <w:r>
+        <w:rPr>
+          <w:color w:val="000000"/>
+        </w:rPr>
+        <w:t>зберіть</w:t>
+      </w:r>
+      <w:proofErr w:type="spellEnd"/>
+      <w:r>
+        <w:rPr>
+          <w:color w:val="000000"/>
+        </w:rPr>
+        <w:t xml:space="preserve"> перше кукіль та </w:t>
+      </w:r>
+      <w:proofErr w:type="spellStart"/>
+      <w:r>
+        <w:rPr>
+          <w:color w:val="000000"/>
+        </w:rPr>
+        <w:t>зв'яжіть</w:t>
+      </w:r>
+      <w:proofErr w:type="spellEnd"/>
+      <w:r>
+        <w:rPr>
+          <w:color w:val="000000"/>
+        </w:rPr>
+        <w:t xml:space="preserve"> його в снопи, щоб його спалити; пшеницю ж складіть у мою клуню.</w:t>
       </w:r>
     </w:p>
     <w:p>
@@ -257,53 +315,13 @@
         <w:rPr>
           <w:rStyle w:val="Versetto"/>
         </w:rPr>
-        <w:t>29.</w:t>
-      </w:r>
-      <w:r>
-        <w:rPr>
-          <w:color w:val="000000"/>
-        </w:rPr>
-        <w:t xml:space="preserve"> – Ні! – каже, щоб, виполюючи кукіль, ви часом не вирвали разом з ним пшениці. </w:t>
-      </w:r>
-      <w:r>
-        <w:rPr>
-          <w:rStyle w:val="Versetto"/>
-        </w:rPr>
-        <w:t>30.</w:t>
-      </w:r>
-      <w:r>
-        <w:rPr>
-          <w:color w:val="000000"/>
-        </w:rPr>
-        <w:t xml:space="preserve"> Лишіть, нехай росте до жнив одне й друге разом. А під час жнив я женцям скажу: </w:t>
-      </w:r>
-      <w:proofErr w:type="spellStart"/>
-      <w:r>
-        <w:rPr>
-          <w:color w:val="000000"/>
-        </w:rPr>
-        <w:t>зберіть</w:t>
-      </w:r>
-      <w:proofErr w:type="spellEnd"/>
-      <w:r>
-        <w:rPr>
-          <w:color w:val="000000"/>
-        </w:rPr>
-        <w:t xml:space="preserve"> перше кукіль та </w:t>
-      </w:r>
-      <w:proofErr w:type="spellStart"/>
-      <w:r>
-        <w:rPr>
-          <w:color w:val="000000"/>
-        </w:rPr>
-        <w:t>зв'яжіть</w:t>
-      </w:r>
-      <w:proofErr w:type="spellEnd"/>
-      <w:r>
-        <w:rPr>
-          <w:color w:val="000000"/>
-        </w:rPr>
-        <w:t xml:space="preserve"> його в снопи, щоб його спалити; пшеницю ж складіть у мою клуню.</w:t>
+        <w:t xml:space="preserve">36. </w:t>
+      </w:r>
+      <w:r>
+        <w:rPr>
+          <w:color w:val="000000"/>
+        </w:rPr>
+        <w:t>І підійшли до нього його учні й кажуть:</w:t>
       </w:r>
     </w:p>
     <w:p>
@@ -318,15 +336,9 @@
       </w:pPr>
       <w:r>
         <w:rPr>
-          <w:rStyle w:val="Versetto"/>
-        </w:rPr>
-        <w:t xml:space="preserve">36. </w:t>
-      </w:r>
-      <w:r>
-        <w:rPr>
-          <w:color w:val="000000"/>
-        </w:rPr>
-        <w:t>Тоді він відіслав народ і прийшов додому. І підійшли до нього його учні й кажуть:</w:t>
+          <w:color w:val="000000"/>
+        </w:rPr>
+        <w:t>– Виясни нам притчу про кукіль, що на полі.</w:t>
       </w:r>
     </w:p>
     <w:p>
@@ -341,9 +353,15 @@
       </w:pPr>
       <w:r>
         <w:rPr>
-          <w:color w:val="000000"/>
-        </w:rPr>
-        <w:t>– Виясни нам притчу про кукіль, що на полі.</w:t>
+          <w:rStyle w:val="Versetto"/>
+        </w:rPr>
+        <w:t>37.</w:t>
+      </w:r>
+      <w:r>
+        <w:rPr>
+          <w:color w:val="000000"/>
+        </w:rPr>
+        <w:t xml:space="preserve"> Він у відповідь сказав їм:</w:t>
       </w:r>
     </w:p>
     <w:p>
@@ -358,15 +376,109 @@
       </w:pPr>
       <w:r>
         <w:rPr>
+          <w:color w:val="000000"/>
+        </w:rPr>
+        <w:t xml:space="preserve">– Той, хто сіє добре зерно – це Син чоловічий; </w:t>
+      </w:r>
+      <w:r>
+        <w:rPr>
           <w:rStyle w:val="Versetto"/>
         </w:rPr>
-        <w:t>37.</w:t>
-      </w:r>
-      <w:r>
-        <w:rPr>
-          <w:color w:val="000000"/>
-        </w:rPr>
-        <w:t xml:space="preserve"> Він у відповідь сказав їм:</w:t>
+        <w:t>38.</w:t>
+      </w:r>
+      <w:r>
+        <w:rPr>
+          <w:color w:val="000000"/>
+        </w:rPr>
+        <w:t xml:space="preserve"> поле – це світ; добро зерно – це сини царства; кукіль – це сини лукавого; </w:t>
+      </w:r>
+      <w:r>
+        <w:rPr>
+          <w:rStyle w:val="Versetto"/>
+        </w:rPr>
+        <w:t>39.</w:t>
+      </w:r>
+      <w:r>
+        <w:rPr>
+          <w:color w:val="000000"/>
+        </w:rPr>
+        <w:t xml:space="preserve"> ворог, що його посіяв – це диявол; </w:t>
+      </w:r>
+      <w:r>
+        <w:rPr>
+          <w:rStyle w:val="Versetto"/>
+        </w:rPr>
+        <w:t>40.</w:t>
+      </w:r>
+      <w:r>
+        <w:rPr>
+          <w:color w:val="000000"/>
+        </w:rPr>
+        <w:t xml:space="preserve"> жнива – це кінець світу; женці – це ангели. Так, як збирають кукіль і в вогні палять, так само буде при кінці світу: </w:t>
+      </w:r>
+      <w:r>
+        <w:rPr>
+          <w:rStyle w:val="Versetto"/>
+        </w:rPr>
+        <w:t>41.</w:t>
+      </w:r>
+      <w:r>
+        <w:rPr>
+          <w:color w:val="000000"/>
+        </w:rPr>
+        <w:t xml:space="preserve"> Син чоловічий </w:t>
+      </w:r>
+      <w:proofErr w:type="spellStart"/>
+      <w:r>
+        <w:rPr>
+          <w:color w:val="000000"/>
+        </w:rPr>
+        <w:t>пошле</w:t>
+      </w:r>
+      <w:proofErr w:type="spellEnd"/>
+      <w:r>
+        <w:rPr>
+          <w:color w:val="000000"/>
+        </w:rPr>
+        <w:t xml:space="preserve"> своїх ангелів, які </w:t>
+      </w:r>
+      <w:proofErr w:type="spellStart"/>
+      <w:r>
+        <w:rPr>
+          <w:color w:val="000000"/>
+        </w:rPr>
+        <w:t>зберуть</w:t>
+      </w:r>
+      <w:proofErr w:type="spellEnd"/>
+      <w:r>
+        <w:rPr>
+          <w:color w:val="000000"/>
+        </w:rPr>
+        <w:t xml:space="preserve"> із його царства всі спокуси й тих, що чинять беззаконня, </w:t>
+      </w:r>
+      <w:r>
+        <w:rPr>
+          <w:rStyle w:val="Versetto"/>
+        </w:rPr>
+        <w:t>42.</w:t>
+      </w:r>
+      <w:r>
+        <w:rPr>
+          <w:color w:val="000000"/>
+        </w:rPr>
+        <w:t xml:space="preserve"> і кинуть їх до вогненної ночі: там буде плач і скрегіт зубів. </w:t>
+      </w:r>
+      <w:r>
+        <w:rPr>
+          <w:rStyle w:val="Versetto"/>
+        </w:rPr>
+        <w:t>43.</w:t>
+      </w:r>
+      <w:r>
+        <w:rPr>
+          <w:color w:val="000000"/>
+        </w:rPr>
+        <w:t xml:space="preserve"> І тоді праведні засяють, як сонце, в царстві Отця свого.</w:t>
       </w:r>
     </w:p>
     <w:p>
@@ -382,124 +494,6 @@
       <w:r>
         <w:rPr>
           <w:color w:val="000000"/>
-        </w:rPr>
-        <w:t xml:space="preserve">– Той, хто сіє добре зерно – це Син чоловічий; </w:t>
-      </w:r>
-      <w:r>
-        <w:rPr>
-          <w:rStyle w:val="Versetto"/>
-        </w:rPr>
-        <w:t>38.</w:t>
-      </w:r>
-      <w:r>
-        <w:rPr>
-          <w:color w:val="000000"/>
-        </w:rPr>
-        <w:t xml:space="preserve"> поле – це світ; добро зерно – це сини царства; кукіль – це сини лукавого; </w:t>
-      </w:r>
-      <w:r>
-        <w:rPr>
-          <w:rStyle w:val="Versetto"/>
-        </w:rPr>
-        <w:t>39.</w:t>
-      </w:r>
-      <w:r>
-        <w:rPr>
-          <w:color w:val="000000"/>
-        </w:rPr>
-        <w:t xml:space="preserve"> ворог, що його посіяв – це диявол; </w:t>
-      </w:r>
-      <w:r>
-        <w:rPr>
-          <w:rStyle w:val="Versetto"/>
-        </w:rPr>
-        <w:t>40.</w:t>
-      </w:r>
-      <w:r>
-        <w:rPr>
-          <w:color w:val="000000"/>
-        </w:rPr>
-        <w:t xml:space="preserve"> жнива – це кінець світу; женці – це ангели. Так, як збирають кукіль і в вогні палять, так само буде при кінці світу: </w:t>
-      </w:r>
-      <w:r>
-        <w:rPr>
-          <w:rStyle w:val="Versetto"/>
-        </w:rPr>
-        <w:t>41.</w:t>
-      </w:r>
-      <w:r>
-        <w:rPr>
-          <w:color w:val="000000"/>
-        </w:rPr>
-        <w:t xml:space="preserve"> Син чоловічий </w:t>
-      </w:r>
-      <w:proofErr w:type="spellStart"/>
-      <w:r>
-        <w:rPr>
-          <w:color w:val="000000"/>
-        </w:rPr>
-        <w:t>пошле</w:t>
-      </w:r>
-      <w:proofErr w:type="spellEnd"/>
-      <w:r>
-        <w:rPr>
-          <w:color w:val="000000"/>
-        </w:rPr>
-        <w:t xml:space="preserve"> своїх ангелів, які </w:t>
-      </w:r>
-      <w:proofErr w:type="spellStart"/>
-      <w:r>
-        <w:rPr>
-          <w:color w:val="000000"/>
-        </w:rPr>
-        <w:t>зберуть</w:t>
-      </w:r>
-      <w:proofErr w:type="spellEnd"/>
-      <w:r>
-        <w:rPr>
-          <w:color w:val="000000"/>
-        </w:rPr>
-        <w:t xml:space="preserve"> із його царства всі спокуси й тих, що чинять беззаконня, </w:t>
-      </w:r>
-      <w:r>
-        <w:rPr>
-          <w:rStyle w:val="Versetto"/>
-        </w:rPr>
-        <w:t>42.</w:t>
-      </w:r>
-      <w:r>
-        <w:rPr>
-          <w:color w:val="000000"/>
-        </w:rPr>
-        <w:t xml:space="preserve"> і кинуть їх до вогненної ночі: там буде плач і скрегіт зубів. </w:t>
-      </w:r>
-      <w:r>
-        <w:rPr>
-          <w:rStyle w:val="Versetto"/>
-        </w:rPr>
-        <w:t>43.</w:t>
-      </w:r>
-      <w:r>
-        <w:rPr>
-          <w:color w:val="000000"/>
-        </w:rPr>
-        <w:t xml:space="preserve"> І тоді праведні засяють, як сонце, в царстві Отця свого.</w:t>
-      </w:r>
-    </w:p>
-    <w:p>
-      <w:pPr>
-        <w:shd w:val="clear" w:color="auto" w:fill="FFFFFF"/>
-        <w:spacing w:line="360" w:lineRule="auto"/>
-        <w:ind w:firstLine="426"/>
-        <w:jc w:val="both"/>
-        <w:rPr>
-          <w:color w:val="000000"/>
-        </w:rPr>
-      </w:pPr>
-      <w:r>
-        <w:rPr>
-          <w:color w:val="000000"/>
-          <w:highlight w:val="yellow"/>
         </w:rPr>
         <w:t>Хто має вуха, нехай слухає.</w:t>
       </w:r>
